--- a/self-security/selfrecover-luks/docs/SelfRecover-LUKS_Whitepaper.docx
+++ b/self-security/selfrecover-luks/docs/SelfRecover-LUKS_Whitepaper.docx
@@ -29,7 +29,7 @@
           <w:color w:val="555555"/>
           <w:sz w:val="30"/>
         </w:rPr>
-        <w:t>Déverrouillage souverain de disques chiffrés</w:t>
+        <w:t>Déverrouillage de disques chiffrés</w:t>
         <w:br/>
         <w:t>par passphrase de récupération unifiée</w:t>
       </w:r>

--- a/self-security/selfrecover-luks/docs/SelfRecover-LUKS_Whitepaper.docx
+++ b/self-security/selfrecover-luks/docs/SelfRecover-LUKS_Whitepaper.docx
@@ -2,7 +2,7 @@
 <file path=word/document.xml><?xml version="1.0" encoding="utf-8"?>
 <w:document xmlns:w="http://schemas.openxmlformats.org/wordprocessingml/2006/main" xmlns:m="http://schemas.openxmlformats.org/officeDocument/2006/math" xmlns:r="http://schemas.openxmlformats.org/officeDocument/2006/relationships" xmlns:o="urn:schemas-microsoft-com:office:office" xmlns:v="urn:schemas-microsoft-com:vml" xmlns:w10="urn:schemas-microsoft-com:office:word" xmlns:a="http://schemas.openxmlformats.org/drawingml/2006/main" xmlns:pic="http://schemas.openxmlformats.org/drawingml/2006/picture" xmlns:wp="http://schemas.openxmlformats.org/drawingml/2006/wordprocessingDrawing">
   <w:body>
-    <w:bookmarkStart w:id="34" w:name="selfrecover-luks--whitepaper"/>
+    <w:bookmarkStart w:id="34" w:name="selfrecover-luks-whitepaper"/>
     <w:p>
       <w:pPr>
         <w:pStyle w:val="Heading1"/>
@@ -30,7 +30,7 @@
           <w:i/>
           <w:iCs/>
         </w:rPr>
-        <w:t xml:space="preserve">Un déverrouillage qui ne dépend d'aucun tiers — pas de cloud, pas de serveur de clés réseau.</w:t>
+        <w:t xml:space="preserve">Un déverrouillage qui ne dépend d’aucun tiers — pas de cloud, pas de serveur de clés réseau.</w:t>
       </w:r>
       <w:r>
         <w:t xml:space="preserve"> </w:t>
@@ -89,11 +89,11 @@
         <w:pStyle w:val="FirstParagraph"/>
       </w:pPr>
       <w:r>
-        <w:t xml:space="preserve">SelfRecover-LUKS permet de déverrouiller l'intégralité des volumes chiffrés (LUKS2) d'un serveur à partir d'une unique passphrase de récupération, à distance et dès le démarrage, sans dépendre d'un service tiers, d'un cloud, ni d'une connexion obligatoire vers un fournisseur.</w:t>
+        <w:t xml:space="preserve">SelfRecover-LUKS permet de déverrouiller l’intégralité des volumes chiffrés (LUKS2) d’un serveur à partir d’une unique passphrase de récupération, à distance et dès le démarrage, sans dépendre d’un service tiers, d’un cloud, ni d’une connexion obligatoire vers un fournisseur.</w:t>
       </w:r>
     </w:p>
     <w:bookmarkEnd w:id="21"/>
-    <w:bookmarkStart w:id="22" w:name="X37736e712c650958b685dc03a6fae441c88aed5"/>
+    <w:bookmarkStart w:id="22" w:name="contexte-et-problème"/>
     <w:p>
       <w:pPr>
         <w:pStyle w:val="Heading2"/>
@@ -185,7 +185,7 @@
       </w:r>
     </w:p>
     <w:bookmarkEnd w:id="22"/>
-    <w:bookmarkStart w:id="23" w:name="X98a495e999da5a829cc5cb97b0dd4f5369c3879"/>
+    <w:bookmarkStart w:id="23" w:name="positionnement-une-honnêteté-revendiquée"/>
     <w:p>
       <w:pPr>
         <w:pStyle w:val="Heading2"/>
@@ -199,17 +199,17 @@
         <w:pStyle w:val="FirstParagraph"/>
       </w:pPr>
       <w:r>
-        <w:t xml:space="preserve">SelfRecover-LUKS n'invente aucune primitive cryptographique. LUKS2 et Argon2id assurent le chiffrement et la dérivation ; un serveur SSH minimal embarqué dans l'image d'amorçage assure l'accès distant. La valeur ajoutée est strictement architecturale : assembler ces briques en une configuration cohérente, entièrement auto-hébergée, où un seul secret mémorisable déverrouille l'ensemble — sans cloud, sans tiers de confiance, sans connexion réseau imposée. C'est une solution de niche assumée : elle vise la souveraineté et la simplicité d'usage, non une performance cryptographique inédite.</w:t>
+        <w:t xml:space="preserve">SelfRecover-LUKS n’invente aucune primitive cryptographique. LUKS2 et Argon2id assurent le chiffrement et la dérivation ; un serveur SSH minimal embarqué dans l’image d’amorçage assure l’accès distant. La valeur ajoutée est strictement architecturale : assembler ces briques en une configuration cohérente, entièrement auto-hébergée, où un seul secret mémorisable déverrouille l’ensemble — sans cloud, sans tiers de confiance, sans connexion réseau imposée. C’est une solution de niche assumée : elle vise la souveraineté et la simplicité d’usage, non une performance cryptographique inédite.</w:t>
       </w:r>
     </w:p>
     <w:bookmarkEnd w:id="23"/>
-    <w:bookmarkStart w:id="24" w:name="X22df659d47bd3c13ab03908752c9f974542365e"/>
+    <w:bookmarkStart w:id="24" w:name="vue-densemble-de-larchitecture"/>
     <w:p>
       <w:pPr>
         <w:pStyle w:val="Heading2"/>
       </w:pPr>
       <w:r>
-        <w:t xml:space="preserve">3. Vue d'ensemble de l'architecture</w:t>
+        <w:t xml:space="preserve">3. Vue d’ensemble de l’architecture</w:t>
       </w:r>
     </w:p>
     <w:p>
@@ -286,7 +286,7 @@
       </w:r>
     </w:p>
     <w:bookmarkEnd w:id="24"/>
-    <w:bookmarkStart w:id="25" w:name="Xebfe9ede68a986c099dfd65e6c219471db55c87"/>
+    <w:bookmarkStart w:id="25" w:name="X273ff4a9fb2f6cbbde236e2efe161035b518444"/>
     <w:p>
       <w:pPr>
         <w:pStyle w:val="Heading2"/>
@@ -322,7 +322,7 @@
         <w:t xml:space="preserve"> </w:t>
       </w:r>
       <w:r>
-        <w:t xml:space="preserve">clé d'un slot LUKS (déverrouillage disque) ;</w:t>
+        <w:t xml:space="preserve">clé d’un slot LUKS (déverrouillage disque) ;</w:t>
       </w:r>
     </w:p>
     <w:p>
@@ -344,7 +344,7 @@
         <w:t xml:space="preserve"> </w:t>
       </w:r>
       <w:r>
-        <w:t xml:space="preserve">preuve d'identité / d'accès applicatif ;</w:t>
+        <w:t xml:space="preserve">preuve d’identité / d’accès applicatif ;</w:t>
       </w:r>
     </w:p>
     <w:p>
@@ -429,7 +429,7 @@
         <w:t xml:space="preserve">/dev/urandom</w:t>
       </w:r>
       <w:r>
-        <w:t xml:space="preserve">) : c'est lui qui sépare deux déploiements et empêche tout précalcul. Deux étiquettes issues du même secret produisent des clés non corrélées : compromettre la clé applicative ne révèle pas la clé disque.</w:t>
+        <w:t xml:space="preserve">) : c’est lui qui sépare deux déploiements et empêche tout précalcul. Deux étiquettes issues du même secret produisent des clés non corrélées : compromettre la clé applicative ne révèle pas la clé disque.</w:t>
       </w:r>
     </w:p>
     <w:p>
@@ -489,7 +489,7 @@
         <w:t xml:space="preserve">p=4</w:t>
       </w:r>
       <w:r>
-        <w:t xml:space="preserve">), qui rend coûteux chaque essai d'une attaque hors-ligne sur un support volé. Ce coût est un</w:t>
+        <w:t xml:space="preserve">), qui rend coûteux chaque essai d’une attaque hors-ligne sur un support volé. Ce coût est un</w:t>
       </w:r>
       <w:r>
         <w:t xml:space="preserve"> </w:t>
@@ -515,7 +515,7 @@
           <w:b/>
           <w:bCs/>
         </w:rPr>
-        <w:t xml:space="preserve">d'abord à l'entropie de la passphrase de récupération</w:t>
+        <w:t xml:space="preserve">d’abord à l’entropie de la passphrase de récupération</w:t>
       </w:r>
       <w:r>
         <w:t xml:space="preserve"> </w:t>
@@ -525,7 +525,7 @@
       </w:r>
     </w:p>
     <w:bookmarkEnd w:id="25"/>
-    <w:bookmarkStart w:id="26" w:name="Xb56d7030dccfa01c43987b313484fb08200084d"/>
+    <w:bookmarkStart w:id="26" w:name="X0e5ac47ab812d24147336ebc2dfc63d9ec76c8f"/>
     <w:p>
       <w:pPr>
         <w:pStyle w:val="Heading2"/>
@@ -539,7 +539,7 @@
         <w:pStyle w:val="FirstParagraph"/>
       </w:pPr>
       <w:r>
-        <w:t xml:space="preserve">Le volume racine est référencé dans la table de chiffrement avec un keyscript. Au démarrage, ce keyscript demande la passphrase de récupération, la dérive (étiquette « disk ») et fournit la clé brute à l'outil de déverrouillage. Pour l'accès distant, un serveur SSH minimal est embarqué dans l'image d'amorçage : l'administrateur s'y connecte et saisit sa passphrase à distance.</w:t>
+        <w:t xml:space="preserve">Le volume racine est référencé dans la table de chiffrement avec un keyscript. Au démarrage, ce keyscript demande la passphrase de récupération, la dérive (étiquette « disk ») et fournit la clé brute à l’outil de déverrouillage. Pour l’accès distant, un serveur SSH minimal est embarqué dans l’image d’amorçage : l’administrateur s’y connecte et saisit sa passphrase à distance.</w:t>
       </w:r>
     </w:p>
     <w:p>
@@ -547,7 +547,7 @@
         <w:pStyle w:val="BodyText"/>
       </w:pPr>
       <w:r>
-        <w:t xml:space="preserve">Deux points d'attention de déploiement, souvent sous-estimés :</w:t>
+        <w:t xml:space="preserve">Deux points d’attention de déploiement, souvent sous-estimés :</w:t>
       </w:r>
     </w:p>
     <w:p>
@@ -563,13 +563,13 @@
           <w:b/>
           <w:bCs/>
         </w:rPr>
-        <w:t xml:space="preserve">Bibliothèque d'exécution —</w:t>
-      </w:r>
-      <w:r>
-        <w:t xml:space="preserve"> </w:t>
-      </w:r>
-      <w:r>
-        <w:t xml:space="preserve">la fonction de dérivation, multi-thread, requiert la présence de la bibliothèque d'exécution des threads dans l'image d'amorçage (dépendance chargée dynamiquement, invisible à l'analyse statique des dépendances) ;</w:t>
+        <w:t xml:space="preserve">Bibliothèque d’exécution —</w:t>
+      </w:r>
+      <w:r>
+        <w:t xml:space="preserve"> </w:t>
+      </w:r>
+      <w:r>
+        <w:t xml:space="preserve">la fonction de dérivation, multi-thread, requiert la présence de la bibliothèque d’exécution des threads dans l’image d’amorçage (dépendance chargée dynamiquement, invisible à l’analyse statique des dépendances) ;</w:t>
       </w:r>
     </w:p>
     <w:p>
@@ -585,17 +585,17 @@
           <w:b/>
           <w:bCs/>
         </w:rPr>
-        <w:t xml:space="preserve">Délai d'attente —</w:t>
-      </w:r>
-      <w:r>
-        <w:t xml:space="preserve"> </w:t>
-      </w:r>
-      <w:r>
-        <w:t xml:space="preserve">le délai d'attente du périphérique racine doit être étendu, afin de laisser le temps d'établir la connexion distante et de saisir la passphrase avant abandon.</w:t>
+        <w:t xml:space="preserve">Délai d’attente —</w:t>
+      </w:r>
+      <w:r>
+        <w:t xml:space="preserve"> </w:t>
+      </w:r>
+      <w:r>
+        <w:t xml:space="preserve">le délai d’attente du périphérique racine doit être étendu, afin de laisser le temps d’établir la connexion distante et de saisir la passphrase avant abandon.</w:t>
       </w:r>
     </w:p>
     <w:bookmarkEnd w:id="26"/>
-    <w:bookmarkStart w:id="27" w:name="X847e544fd14d345120baf6390b0d4891fc24e83"/>
+    <w:bookmarkStart w:id="27" w:name="X14a6661d4f2abc50433afd5e7d70821fa27f082"/>
     <w:p>
       <w:pPr>
         <w:pStyle w:val="Heading2"/>
@@ -609,7 +609,7 @@
         <w:pStyle w:val="FirstParagraph"/>
       </w:pPr>
       <w:r>
-        <w:t xml:space="preserve">Sur les systèmes d'amorçage modernes, les volumes non-racine sont pris en charge par un mécanisme qui ne supporte pas les keyscripts. La réponse standard et robuste consiste à utiliser un fichier-clé aléatoire, stocké sur le volume racine (lui-même chiffré), et ajouté comme slot LUKS du volume secondaire.</w:t>
+        <w:t xml:space="preserve">Sur les systèmes d’amorçage modernes, les volumes non-racine sont pris en charge par un mécanisme qui ne supporte pas les keyscripts. La réponse standard et robuste consiste à utiliser un fichier-clé aléatoire, stocké sur le volume racine (lui-même chiffré), et ajouté comme slot LUKS du volume secondaire.</w:t>
       </w:r>
     </w:p>
     <w:p>
@@ -617,7 +617,7 @@
         <w:pStyle w:val="BodyText"/>
       </w:pPr>
       <w:r>
-        <w:t xml:space="preserve">Une fois la racine déverrouillée, le système monte automatiquement les volumes secondaires en lisant ce fichier-clé. Ainsi, une seule saisie de la passphrase de récupération ouvre la racine, puis tous les volumes secondaires s'ouvrent en cascade. La sécurité tient au fait que le fichier-clé réside dans le coffre chiffré : un disque volé reste illisible, car la racine chiffrée rend le fichier-clé inaccessible.</w:t>
+        <w:t xml:space="preserve">Une fois la racine déverrouillée, le système monte automatiquement les volumes secondaires en lisant ce fichier-clé. Ainsi, une seule saisie de la passphrase de récupération ouvre la racine, puis tous les volumes secondaires s’ouvrent en cascade. La sécurité tient au fait que le fichier-clé réside dans le coffre chiffré : un disque volé reste illisible, car la racine chiffrée rend le fichier-clé inaccessible.</w:t>
       </w:r>
     </w:p>
     <w:p>
@@ -625,11 +625,11 @@
         <w:pStyle w:val="BodyText"/>
       </w:pPr>
       <w:r>
-        <w:t xml:space="preserve">À noter : sur une machine déjà démarrée, ce fichier-clé est lisible par root. C'est inhérent à tout déverrouillage automatique — le système doit lire une clé quelque part — et sans incidence sur le modèle de menace : qui détient root sur une machine allumée accède de toute façon aux données déjà montées (cf. § 7, « machine allumée » hors périmètre).</w:t>
+        <w:t xml:space="preserve">À noter : sur une machine déjà démarrée, ce fichier-clé est lisible par root. C’est inhérent à tout déverrouillage automatique — le système doit lire une clé quelque part — et sans incidence sur le modèle de menace : qui détient root sur une machine allumée accède de toute façon aux données déjà montées (cf. § 7, « machine allumée » hors périmètre).</w:t>
       </w:r>
     </w:p>
     <w:bookmarkEnd w:id="27"/>
-    <w:bookmarkStart w:id="28" w:name="X36663ced102fbe6502409f2cb5c92d89c8aed6b"/>
+    <w:bookmarkStart w:id="28" w:name="modèle-de-menace"/>
     <w:p>
       <w:pPr>
         <w:pStyle w:val="Heading2"/>
@@ -641,8 +641,9 @@
     <w:tbl>
       <w:tblPr>
         <w:tblStyle w:val="Table"/>
-        <w:tblW w:type="auto" w:w="0"/>
+        <w:tblW w:type="pct" w:w="5000"/>
         <w:jc w:val="left"/>
+        <w:tblLayout w:type="fixed"/>
         <w:tblLook w:firstRow="1" w:lastRow="0" w:firstColumn="0" w:lastColumn="0" w:noHBand="0" w:noVBand="0" w:val="0020"/>
       </w:tblPr>
       <w:tblGrid>
@@ -711,7 +712,7 @@
               <w:jc w:val="left"/>
             </w:pPr>
             <w:r>
-              <w:t xml:space="preserve">LUKS2 + Argon2id : sans la passphrase, l'attaque hors-ligne est ralentie par le KDF, et bornée par l'entropie de la passphrase.</w:t>
+              <w:t xml:space="preserve">LUKS2 + Argon2id : sans la passphrase, l’attaque hors-ligne est ralentie par le KDF, et bornée par l’entropie de la passphrase.</w:t>
             </w:r>
           </w:p>
         </w:tc>
@@ -741,7 +742,7 @@
               <w:jc w:val="left"/>
             </w:pPr>
             <w:r>
-              <w:t xml:space="preserve">La passphrase transite chiffrée par SSH ; elle n'est jamais stockée en clair.</w:t>
+              <w:t xml:space="preserve">La passphrase transite chiffrée par SSH ; elle n’est jamais stockée en clair.</w:t>
             </w:r>
           </w:p>
         </w:tc>
@@ -801,7 +802,7 @@
               <w:jc w:val="left"/>
             </w:pPr>
             <w:r>
-              <w:t xml:space="preserve">Donne accès à tout ce qu'il dérive (racine, volumes, clés applicatives). Choix assumé d'un secret unique : il doit être fort et n'être saisi que sur une machine de confiance.</w:t>
+              <w:t xml:space="preserve">Donne accès à tout ce qu’il dérive (racine, volumes, clés applicatives). Choix assumé d’un secret unique : il doit être fort et n’être saisi que sur une machine de confiance.</w:t>
             </w:r>
           </w:p>
         </w:tc>
@@ -849,7 +850,7 @@
                 <w:b/>
                 <w:bCs/>
               </w:rPr>
-              <w:t xml:space="preserve">Altération de l'amorçage (evil-maid)</w:t>
+              <w:t xml:space="preserve">Altération de l’amorçage (evil-maid)</w:t>
             </w:r>
           </w:p>
         </w:tc>
@@ -861,14 +862,14 @@
               <w:jc w:val="left"/>
             </w:pPr>
             <w:r>
-              <w:t xml:space="preserve">Hors périmètre à ce stade : amorçage en clair → cf. travaux futurs (signature / intégrité).</w:t>
+              <w:t xml:space="preserve">Hors périmètre à ce stade : amorçage en clair → cf. travaux futurs (signature / intégrité).</w:t>
             </w:r>
           </w:p>
         </w:tc>
       </w:tr>
     </w:tbl>
     <w:bookmarkEnd w:id="28"/>
-    <w:bookmarkStart w:id="29" w:name="X8314c7e2f330dd73d1a4abdecbef751f5b22fe0"/>
+    <w:bookmarkStart w:id="29" w:name="filets-anti-verrouillage"/>
     <w:p>
       <w:pPr>
         <w:pStyle w:val="Heading2"/>
@@ -882,11 +883,11 @@
         <w:pStyle w:val="FirstParagraph"/>
       </w:pPr>
       <w:r>
-        <w:t xml:space="preserve">Chaque volume conserve un slot « natif » (passphrase classique), indépendant du mécanisme de récupération. En cas de défaillance du keyscript, l'administrateur ouvre le volume manuellement via ce slot, puis poursuit l'amorçage. Des sauvegardes de l'image d'amorçage et de la configuration autorisent un retour arrière immédiat. Principe directeur : aucun point de défaillance unique du côté du déverrouillage.</w:t>
+        <w:t xml:space="preserve">Chaque volume conserve un slot « natif » (passphrase classique), indépendant du mécanisme de récupération. En cas de défaillance du keyscript, l’administrateur ouvre le volume manuellement via ce slot, puis poursuit l’amorçage. Des sauvegardes de l’image d’amorçage et de la configuration autorisent un retour arrière immédiat. Principe directeur : aucun point de défaillance unique du côté du déverrouillage.</w:t>
       </w:r>
     </w:p>
     <w:bookmarkEnd w:id="29"/>
-    <w:bookmarkStart w:id="30" w:name="Xd67798d41421de46d2b7b8036ed61db59dd89a9"/>
+    <w:bookmarkStart w:id="30" w:name="récupération-après-catastrophe"/>
     <w:p>
       <w:pPr>
         <w:pStyle w:val="Heading2"/>
@@ -966,7 +967,7 @@
         <w:t xml:space="preserve"> </w:t>
       </w:r>
       <w:r>
-        <w:t xml:space="preserve">les secrets d'accès aux sauvegardes (accès au dépôt distant, passphrase du dépôt chiffré).</w:t>
+        <w:t xml:space="preserve">les secrets d’accès aux sauvegardes (accès au dépôt distant, passphrase du dépôt chiffré).</w:t>
       </w:r>
     </w:p>
     <w:p>
@@ -974,11 +975,11 @@
         <w:pStyle w:val="FirstParagraph"/>
       </w:pPr>
       <w:r>
-        <w:t xml:space="preserve">Sans le sel conservé hors-site, la dérivation est irréalisable sur du matériel neuf : la passphrase seule ne suffit pas. C'est le point critique de toute architecture de ce type, et il doit être traité explicitement, non implicitement.</w:t>
+        <w:t xml:space="preserve">Sans le sel conservé hors-site, la dérivation est irréalisable sur du matériel neuf : la passphrase seule ne suffit pas. C’est le point critique de toute architecture de ce type, et il doit être traité explicitement, non implicitement.</w:t>
       </w:r>
     </w:p>
     <w:bookmarkEnd w:id="30"/>
-    <w:bookmarkStart w:id="31" w:name="X328d5a5ce6fe5befacc37a10db08d896f66a20e"/>
+    <w:bookmarkStart w:id="31" w:name="déploiement-étapes-génériques"/>
     <w:p>
       <w:pPr>
         <w:pStyle w:val="Heading2"/>
@@ -1032,7 +1033,7 @@
         </w:numPr>
       </w:pPr>
       <w:r>
-        <w:t xml:space="preserve">Volume racine : keyscript dans la table de chiffrement + serveur SSH minimal dans l'image d'amorçage.</w:t>
+        <w:t xml:space="preserve">Volume racine : keyscript dans la table de chiffrement + serveur SSH minimal dans l’image d’amorçage.</w:t>
       </w:r>
     </w:p>
     <w:p>
@@ -1056,11 +1057,11 @@
         </w:numPr>
       </w:pPr>
       <w:r>
-        <w:t xml:space="preserve">Régénérer l'image d'amorçage, sauvegarder l'image précédente, puis tester par redémarrage avec filet (slot natif + accès console).</w:t>
+        <w:t xml:space="preserve">Régénérer l’image d’amorçage, sauvegarder l’image précédente, puis tester par redémarrage avec filet (slot natif + accès console).</w:t>
       </w:r>
     </w:p>
     <w:bookmarkEnd w:id="31"/>
-    <w:bookmarkStart w:id="32" w:name="X6ed9b125c31c6bde62cf191e5ecff7599044db7"/>
+    <w:bookmarkStart w:id="32" w:name="limites-et-travaux-futurs"/>
     <w:p>
       <w:pPr>
         <w:pStyle w:val="Heading2"/>
@@ -1088,7 +1089,164 @@
         <w:t xml:space="preserve"> </w:t>
       </w:r>
       <w:r>
-        <w:t xml:space="preserve">amorçage en clair → signature (démarrage sécurisé) ou mesure d'intégrité matérielle à étudier.</w:t>
+        <w:t xml:space="preserve">l’amorçage reste en clair. Le démarrage sécurisé est la</w:t>
+      </w:r>
+      <w:r>
+        <w:t xml:space="preserve"> </w:t>
+      </w:r>
+      <w:r>
+        <w:t xml:space="preserve">seule parade réellement envisagée, et son coût a été mesuré :</w:t>
+      </w:r>
+    </w:p>
+    <w:p>
+      <w:pPr>
+        <w:pStyle w:val="Compact"/>
+        <w:numPr>
+          <w:ilvl w:val="1"/>
+          <w:numId w:val="1007"/>
+        </w:numPr>
+      </w:pPr>
+      <w:r>
+        <w:rPr>
+          <w:b/>
+          <w:bCs/>
+        </w:rPr>
+        <w:t xml:space="preserve">signer le noyau ne suffit pas.</w:t>
+      </w:r>
+      <w:r>
+        <w:t xml:space="preserve"> </w:t>
+      </w:r>
+      <w:r>
+        <w:t xml:space="preserve">L’initramfs porte le keyscript, le binaire de</w:t>
+      </w:r>
+      <w:r>
+        <w:t xml:space="preserve"> </w:t>
+      </w:r>
+      <w:r>
+        <w:t xml:space="preserve">dérivation et le sel ; il n’est pas couvert par la signature du noyau seul. Il</w:t>
+      </w:r>
+      <w:r>
+        <w:t xml:space="preserve"> </w:t>
+      </w:r>
+      <w:r>
+        <w:t xml:space="preserve">faut une</w:t>
+      </w:r>
+      <w:r>
+        <w:t xml:space="preserve"> </w:t>
+      </w:r>
+      <w:r>
+        <w:rPr>
+          <w:b/>
+          <w:bCs/>
+        </w:rPr>
+        <w:t xml:space="preserve">image unifiée</w:t>
+      </w:r>
+      <w:r>
+        <w:t xml:space="preserve"> </w:t>
+      </w:r>
+      <w:r>
+        <w:t xml:space="preserve">(noyau + initramfs + ligne de commande en un seul</w:t>
+      </w:r>
+      <w:r>
+        <w:t xml:space="preserve"> </w:t>
+      </w:r>
+      <w:r>
+        <w:t xml:space="preserve">binaire signé), donc changer de chaîne d’amorçage ;</w:t>
+      </w:r>
+    </w:p>
+    <w:p>
+      <w:pPr>
+        <w:pStyle w:val="Compact"/>
+        <w:numPr>
+          <w:ilvl w:val="1"/>
+          <w:numId w:val="1007"/>
+        </w:numPr>
+      </w:pPr>
+      <w:r>
+        <w:t xml:space="preserve">le</w:t>
+      </w:r>
+      <w:r>
+        <w:t xml:space="preserve"> </w:t>
+      </w:r>
+      <w:r>
+        <w:rPr>
+          <w:b/>
+          <w:bCs/>
+        </w:rPr>
+        <w:t xml:space="preserve">verrouillage du noyau</w:t>
+      </w:r>
+      <w:r>
+        <w:t xml:space="preserve"> </w:t>
+      </w:r>
+      <w:r>
+        <w:t xml:space="preserve">qui accompagne le démarrage sécurisé</w:t>
+      </w:r>
+      <w:r>
+        <w:t xml:space="preserve"> </w:t>
+      </w:r>
+      <w:r>
+        <w:rPr>
+          <w:b/>
+          <w:bCs/>
+        </w:rPr>
+        <w:t xml:space="preserve">supprime</w:t>
+      </w:r>
+      <w:r>
+        <w:rPr>
+          <w:b/>
+          <w:bCs/>
+        </w:rPr>
+        <w:t xml:space="preserve"> </w:t>
+      </w:r>
+      <w:r>
+        <w:rPr>
+          <w:b/>
+          <w:bCs/>
+        </w:rPr>
+        <w:t xml:space="preserve">l’hibernation</w:t>
+      </w:r>
+      <w:r>
+        <w:t xml:space="preserve"> </w:t>
+      </w:r>
+      <w:r>
+        <w:t xml:space="preserve">— l’image de veille prolongée n’étant pas vérifiable, elle est</w:t>
+      </w:r>
+      <w:r>
+        <w:t xml:space="preserve"> </w:t>
+      </w:r>
+      <w:r>
+        <w:t xml:space="preserve">refusée. C’est un renoncement fonctionnel, pas un réglage ;</w:t>
+      </w:r>
+    </w:p>
+    <w:p>
+      <w:pPr>
+        <w:pStyle w:val="Compact"/>
+        <w:numPr>
+          <w:ilvl w:val="1"/>
+          <w:numId w:val="1007"/>
+        </w:numPr>
+      </w:pPr>
+      <w:r>
+        <w:t xml:space="preserve">à recommander par défaut</w:t>
+      </w:r>
+      <w:r>
+        <w:t xml:space="preserve"> </w:t>
+      </w:r>
+      <w:r>
+        <w:rPr>
+          <w:b/>
+          <w:bCs/>
+        </w:rPr>
+        <w:t xml:space="preserve">sur poste fixe</w:t>
+      </w:r>
+      <w:r>
+        <w:t xml:space="preserve">, où l’hibernation ne manque pas ;</w:t>
+      </w:r>
+      <w:r>
+        <w:t xml:space="preserve"> </w:t>
+      </w:r>
+      <w:r>
+        <w:t xml:space="preserve">sur portable, l’arbitrage revient à l’utilisateur.</w:t>
       </w:r>
     </w:p>
     <w:p>
@@ -1104,13 +1262,13 @@
           <w:b/>
           <w:bCs/>
         </w:rPr>
-        <w:t xml:space="preserve">Quorum distribué :</w:t>
-      </w:r>
-      <w:r>
-        <w:t xml:space="preserve"> </w:t>
-      </w:r>
-      <w:r>
-        <w:t xml:space="preserve">déverrouillage automatique par consensus de témoins, sans saisie, en réflexion.</w:t>
+        <w:t xml:space="preserve">Mesure d’intégrité matérielle</w:t>
+      </w:r>
+      <w:r>
+        <w:t xml:space="preserve"> </w:t>
+      </w:r>
+      <w:r>
+        <w:t xml:space="preserve">(TPM) : à étudier, non instruite à ce jour.</w:t>
       </w:r>
     </w:p>
     <w:p>
@@ -1126,17 +1284,39 @@
           <w:b/>
           <w:bCs/>
         </w:rPr>
+        <w:t xml:space="preserve">Quorum distribué :</w:t>
+      </w:r>
+      <w:r>
+        <w:t xml:space="preserve"> </w:t>
+      </w:r>
+      <w:r>
+        <w:t xml:space="preserve">déverrouillage automatique par consensus de témoins, sans saisie, en réflexion.</w:t>
+      </w:r>
+    </w:p>
+    <w:p>
+      <w:pPr>
+        <w:pStyle w:val="Compact"/>
+        <w:numPr>
+          <w:ilvl w:val="0"/>
+          <w:numId w:val="1006"/>
+        </w:numPr>
+      </w:pPr>
+      <w:r>
+        <w:rPr>
+          <w:b/>
+          <w:bCs/>
+        </w:rPr>
         <w:t xml:space="preserve">Unification des sauvegardes :</w:t>
       </w:r>
       <w:r>
         <w:t xml:space="preserve"> </w:t>
       </w:r>
       <w:r>
-        <w:t xml:space="preserve">dériver les secrets de sauvegarde depuis la même passphrase racine (étiquette dédiée), pour unifier complètement le socle de confiance — en gardant à l'esprit la contrainte du sel hors-site.</w:t>
+        <w:t xml:space="preserve">dériver les secrets de sauvegarde depuis la même passphrase racine (étiquette dédiée), pour unifier complètement le socle de confiance — en gardant à l’esprit la contrainte du sel hors-site.</w:t>
       </w:r>
     </w:p>
     <w:bookmarkEnd w:id="32"/>
-    <w:bookmarkStart w:id="33" w:name="X1b0b070cece17bba8b43fa2dd0efe8311eb1d00"/>
+    <w:bookmarkStart w:id="33" w:name="licence-et-écosystème"/>
     <w:p>
       <w:pPr>
         <w:pStyle w:val="Heading2"/>
@@ -1150,7 +1330,7 @@
         <w:pStyle w:val="FirstParagraph"/>
       </w:pPr>
       <w:r>
-        <w:t xml:space="preserve">SelfRecover-LUKS est publié sous licence AGPL-3.0-or-later. Il s'inscrit dans le pilier Self-Security de l'écosystème MySelf, dédié à la souveraineté numérique : des outils auto-hébergeables, sans dépendance à un cloud ni à un tiers de confiance.</w:t>
+        <w:t xml:space="preserve">SelfRecover-LUKS est publié sous licence AGPL-3.0-or-later. Il s’inscrit dans le pilier Self-Security de l’écosystème MySelf, dédié à la souveraineté numérique : des outils auto-hébergeables, sans dépendance à un cloud ni à un tiers de confiance.</w:t>
       </w:r>
     </w:p>
     <w:bookmarkEnd w:id="33"/>
@@ -1468,6 +1648,9 @@
     </w:lvlOverride>
   </w:num>
   <w:num w:numId="1006">
+    <w:abstractNumId w:val="991"/>
+  </w:num>
+  <w:num w:numId="1007">
     <w:abstractNumId w:val="991"/>
   </w:num>
 </w:numbering>

--- a/self-security/selfrecover-luks/docs/SelfRecover-LUKS_Whitepaper.docx
+++ b/self-security/selfrecover-luks/docs/SelfRecover-LUKS_Whitepaper.docx
@@ -48,7 +48,7 @@
         <w:pStyle w:val="FirstParagraph"/>
       </w:pPr>
       <w:r>
-        <w:t xml:space="preserve">Écosystème MySelf — pilier Self-Security · Version 0.3.0 · 07 juin 2026 · AGPL-3.0-or-later</w:t>
+        <w:t xml:space="preserve">Écosystème MySelf — pilier Self-Security · Version 0.4.0 · 07 septembre 2026 · AGPL-3.0-or-later</w:t>
       </w:r>
       <w:r>
         <w:t xml:space="preserve"> </w:t>
@@ -539,7 +539,7 @@
         <w:pStyle w:val="FirstParagraph"/>
       </w:pPr>
       <w:r>
-        <w:t xml:space="preserve">Le volume racine est référencé dans la table de chiffrement avec un keyscript. Au démarrage, ce keyscript demande la passphrase de récupération, la dérive (étiquette « disk ») et fournit la clé brute à l’outil de déverrouillage. Pour l’accès distant, un serveur SSH minimal est embarqué dans l’image d’amorçage : l’administrateur s’y connecte et saisit sa passphrase à distance.</w:t>
+        <w:t xml:space="preserve">Le volume racine est référencé dans la table de chiffrement avec un keyscript. Au démarrage, ce keyscript demande la passphrase de récupération, la dérive (étiquette « disk ») et fournit la clé à l’outil de déverrouillage, encodée en hexadécimal. L’encodage n’ajoute aucun secret : il est retenu pour la portabilité, parce qu’une clé hexadécimale s’ouvre aussi bien lue comme fichier-clé que lue comme passphrase, là où une clé en octets bruts échoue sur le second chemin. Pour l’accès distant, un serveur SSH minimal est embarqué dans l’image d’amorçage : l’administrateur s’y connecte et saisit sa passphrase à distance.</w:t>
       </w:r>
     </w:p>
     <w:p>
